--- a/auto_news_collector/需求.docx
+++ b/auto_news_collector/需求.docx
@@ -102,6 +102,7 @@
             <w:insideH w:val="none" w:color="auto" w:sz="0" w:space="0"/>
             <w:insideV w:val="none" w:color="auto" w:sz="0" w:space="0"/>
           </w:tblBorders>
+          <w:shd w:val="clear" w:color="auto" w:fill="auto"/>
           <w:tblCellMar>
             <w:top w:w="15" w:type="dxa"/>
             <w:left w:w="15" w:type="dxa"/>
@@ -334,6 +335,7 @@
             <w:insideH w:val="none" w:color="auto" w:sz="0" w:space="0"/>
             <w:insideV w:val="none" w:color="auto" w:sz="0" w:space="0"/>
           </w:tblBorders>
+          <w:shd w:val="clear" w:color="auto" w:fill="auto"/>
           <w:tblCellMar>
             <w:top w:w="15" w:type="dxa"/>
             <w:left w:w="15" w:type="dxa"/>
@@ -393,6 +395,79 @@
                 <w:lang w:val="en-US" w:eastAsia="zh-CN" w:bidi="ar"/>
               </w:rPr>
               <w:t>税、电池、锂矿、原材料、油</w:t>
+            </w:r>
+          </w:p>
+        </w:tc>
+      </w:tr>
+      <w:tr>
+        <w:tblPrEx>
+          <w:tblBorders>
+            <w:top w:val="none" w:color="auto" w:sz="0" w:space="0"/>
+            <w:left w:val="none" w:color="auto" w:sz="0" w:space="0"/>
+            <w:bottom w:val="none" w:color="auto" w:sz="0" w:space="0"/>
+            <w:right w:val="none" w:color="auto" w:sz="0" w:space="0"/>
+            <w:insideH w:val="none" w:color="auto" w:sz="0" w:space="0"/>
+            <w:insideV w:val="none" w:color="auto" w:sz="0" w:space="0"/>
+          </w:tblBorders>
+          <w:tblCellMar>
+            <w:top w:w="15" w:type="dxa"/>
+            <w:left w:w="15" w:type="dxa"/>
+            <w:bottom w:w="15" w:type="dxa"/>
+            <w:right w:w="15" w:type="dxa"/>
+          </w:tblCellMar>
+        </w:tblPrEx>
+        <w:trPr>
+          <w:tblCellSpacing w:w="15" w:type="dxa"/>
+        </w:trPr>
+        <w:tc>
+          <w:tcPr>
+            <w:tcW w:w="0" w:type="auto"/>
+            <w:shd w:val="clear" w:color="auto" w:fill="auto"/>
+            <w:vAlign w:val="center"/>
+          </w:tcPr>
+          <w:p>
+            <w:pPr>
+              <w:keepNext w:val="0"/>
+              <w:keepLines w:val="0"/>
+              <w:widowControl/>
+              <w:suppressLineNumbers w:val="0"/>
+              <w:jc w:val="left"/>
+            </w:pPr>
+            <w:r>
+              <w:rPr>
+                <w:rFonts w:ascii="宋体" w:hAnsi="宋体" w:eastAsia="宋体" w:cs="宋体"/>
+                <w:kern w:val="0"/>
+                <w:sz w:val="24"/>
+                <w:szCs w:val="24"/>
+                <w:lang w:val="en-US" w:eastAsia="zh-CN" w:bidi="ar"/>
+              </w:rPr>
+              <w:t>数量上限</w:t>
+            </w:r>
+          </w:p>
+        </w:tc>
+        <w:tc>
+          <w:tcPr>
+            <w:tcW w:w="0" w:type="auto"/>
+            <w:shd w:val="clear" w:color="auto" w:fill="auto"/>
+            <w:vAlign w:val="center"/>
+          </w:tcPr>
+          <w:p>
+            <w:pPr>
+              <w:keepNext w:val="0"/>
+              <w:keepLines w:val="0"/>
+              <w:widowControl/>
+              <w:suppressLineNumbers w:val="0"/>
+              <w:jc w:val="left"/>
+            </w:pPr>
+            <w:r>
+              <w:rPr>
+                <w:rFonts w:ascii="宋体" w:hAnsi="宋体" w:eastAsia="宋体" w:cs="宋体"/>
+                <w:kern w:val="0"/>
+                <w:sz w:val="24"/>
+                <w:szCs w:val="24"/>
+                <w:lang w:val="en-US" w:eastAsia="zh-CN" w:bidi="ar"/>
+              </w:rPr>
+              <w:t>10条（按时间顺序）</w:t>
             </w:r>
           </w:p>
         </w:tc>
@@ -408,79 +483,6 @@
             <w:insideV w:val="none" w:color="auto" w:sz="0" w:space="0"/>
           </w:tblBorders>
           <w:shd w:val="clear" w:color="auto" w:fill="auto"/>
-          <w:tblCellMar>
-            <w:top w:w="15" w:type="dxa"/>
-            <w:left w:w="15" w:type="dxa"/>
-            <w:bottom w:w="15" w:type="dxa"/>
-            <w:right w:w="15" w:type="dxa"/>
-          </w:tblCellMar>
-        </w:tblPrEx>
-        <w:trPr>
-          <w:tblCellSpacing w:w="15" w:type="dxa"/>
-        </w:trPr>
-        <w:tc>
-          <w:tcPr>
-            <w:tcW w:w="0" w:type="auto"/>
-            <w:shd w:val="clear" w:color="auto" w:fill="auto"/>
-            <w:vAlign w:val="center"/>
-          </w:tcPr>
-          <w:p>
-            <w:pPr>
-              <w:keepNext w:val="0"/>
-              <w:keepLines w:val="0"/>
-              <w:widowControl/>
-              <w:suppressLineNumbers w:val="0"/>
-              <w:jc w:val="left"/>
-            </w:pPr>
-            <w:r>
-              <w:rPr>
-                <w:rFonts w:ascii="宋体" w:hAnsi="宋体" w:eastAsia="宋体" w:cs="宋体"/>
-                <w:kern w:val="0"/>
-                <w:sz w:val="24"/>
-                <w:szCs w:val="24"/>
-                <w:lang w:val="en-US" w:eastAsia="zh-CN" w:bidi="ar"/>
-              </w:rPr>
-              <w:t>数量上限</w:t>
-            </w:r>
-          </w:p>
-        </w:tc>
-        <w:tc>
-          <w:tcPr>
-            <w:tcW w:w="0" w:type="auto"/>
-            <w:shd w:val="clear" w:color="auto" w:fill="auto"/>
-            <w:vAlign w:val="center"/>
-          </w:tcPr>
-          <w:p>
-            <w:pPr>
-              <w:keepNext w:val="0"/>
-              <w:keepLines w:val="0"/>
-              <w:widowControl/>
-              <w:suppressLineNumbers w:val="0"/>
-              <w:jc w:val="left"/>
-            </w:pPr>
-            <w:r>
-              <w:rPr>
-                <w:rFonts w:ascii="宋体" w:hAnsi="宋体" w:eastAsia="宋体" w:cs="宋体"/>
-                <w:kern w:val="0"/>
-                <w:sz w:val="24"/>
-                <w:szCs w:val="24"/>
-                <w:lang w:val="en-US" w:eastAsia="zh-CN" w:bidi="ar"/>
-              </w:rPr>
-              <w:t>10条（按时间顺序）</w:t>
-            </w:r>
-          </w:p>
-        </w:tc>
-      </w:tr>
-      <w:tr>
-        <w:tblPrEx>
-          <w:tblBorders>
-            <w:top w:val="none" w:color="auto" w:sz="0" w:space="0"/>
-            <w:left w:val="none" w:color="auto" w:sz="0" w:space="0"/>
-            <w:bottom w:val="none" w:color="auto" w:sz="0" w:space="0"/>
-            <w:right w:val="none" w:color="auto" w:sz="0" w:space="0"/>
-            <w:insideH w:val="none" w:color="auto" w:sz="0" w:space="0"/>
-            <w:insideV w:val="none" w:color="auto" w:sz="0" w:space="0"/>
-          </w:tblBorders>
           <w:tblCellMar>
             <w:top w:w="15" w:type="dxa"/>
             <w:left w:w="15" w:type="dxa"/>
@@ -694,6 +696,7 @@
             <w:insideH w:val="none" w:color="auto" w:sz="0" w:space="0"/>
             <w:insideV w:val="none" w:color="auto" w:sz="0" w:space="0"/>
           </w:tblBorders>
+          <w:shd w:val="clear" w:color="auto" w:fill="auto"/>
           <w:tblCellMar>
             <w:top w:w="15" w:type="dxa"/>
             <w:left w:w="15" w:type="dxa"/>
@@ -862,7 +865,7 @@
             </w:r>
             <w:r>
               <w:rPr>
-                <w:rStyle w:val="4"/>
+                <w:rStyle w:val="5"/>
                 <w:rFonts w:ascii="宋体" w:hAnsi="宋体" w:eastAsia="宋体" w:cs="宋体"/>
                 <w:sz w:val="24"/>
                 <w:szCs w:val="24"/>
@@ -878,80 +881,6 @@
                 <w:lang w:val="en-US" w:eastAsia="zh-CN" w:bidi="ar"/>
               </w:rPr>
               <w:fldChar w:fldCharType="end"/>
-            </w:r>
-          </w:p>
-        </w:tc>
-      </w:tr>
-      <w:tr>
-        <w:tblPrEx>
-          <w:tblBorders>
-            <w:top w:val="none" w:color="auto" w:sz="0" w:space="0"/>
-            <w:left w:val="none" w:color="auto" w:sz="0" w:space="0"/>
-            <w:bottom w:val="none" w:color="auto" w:sz="0" w:space="0"/>
-            <w:right w:val="none" w:color="auto" w:sz="0" w:space="0"/>
-            <w:insideH w:val="none" w:color="auto" w:sz="0" w:space="0"/>
-            <w:insideV w:val="none" w:color="auto" w:sz="0" w:space="0"/>
-          </w:tblBorders>
-          <w:shd w:val="clear" w:color="auto" w:fill="auto"/>
-          <w:tblCellMar>
-            <w:top w:w="15" w:type="dxa"/>
-            <w:left w:w="15" w:type="dxa"/>
-            <w:bottom w:w="15" w:type="dxa"/>
-            <w:right w:w="15" w:type="dxa"/>
-          </w:tblCellMar>
-        </w:tblPrEx>
-        <w:trPr>
-          <w:tblCellSpacing w:w="15" w:type="dxa"/>
-        </w:trPr>
-        <w:tc>
-          <w:tcPr>
-            <w:tcW w:w="0" w:type="auto"/>
-            <w:shd w:val="clear" w:color="auto" w:fill="auto"/>
-            <w:vAlign w:val="center"/>
-          </w:tcPr>
-          <w:p>
-            <w:pPr>
-              <w:keepNext w:val="0"/>
-              <w:keepLines w:val="0"/>
-              <w:widowControl/>
-              <w:suppressLineNumbers w:val="0"/>
-              <w:jc w:val="left"/>
-            </w:pPr>
-            <w:r>
-              <w:rPr>
-                <w:rFonts w:ascii="宋体" w:hAnsi="宋体" w:eastAsia="宋体" w:cs="宋体"/>
-                <w:kern w:val="0"/>
-                <w:sz w:val="24"/>
-                <w:szCs w:val="24"/>
-                <w:lang w:val="en-US" w:eastAsia="zh-CN" w:bidi="ar"/>
-              </w:rPr>
-              <w:t>排除关键字</w:t>
-            </w:r>
-          </w:p>
-        </w:tc>
-        <w:tc>
-          <w:tcPr>
-            <w:tcW w:w="0" w:type="auto"/>
-            <w:shd w:val="clear" w:color="auto" w:fill="auto"/>
-            <w:vAlign w:val="center"/>
-          </w:tcPr>
-          <w:p>
-            <w:pPr>
-              <w:keepNext w:val="0"/>
-              <w:keepLines w:val="0"/>
-              <w:widowControl/>
-              <w:suppressLineNumbers w:val="0"/>
-              <w:jc w:val="left"/>
-            </w:pPr>
-            <w:r>
-              <w:rPr>
-                <w:rFonts w:ascii="宋体" w:hAnsi="宋体" w:eastAsia="宋体" w:cs="宋体"/>
-                <w:kern w:val="0"/>
-                <w:sz w:val="24"/>
-                <w:szCs w:val="24"/>
-                <w:lang w:val="en-US" w:eastAsia="zh-CN" w:bidi="ar"/>
-              </w:rPr>
-              <w:t>交付、召回、营收、销量榜、什么、推荐、同比、环比、财报（9个）</w:t>
             </w:r>
           </w:p>
         </w:tc>
@@ -998,33 +927,33 @@
                 <w:szCs w:val="24"/>
                 <w:lang w:val="en-US" w:eastAsia="zh-CN" w:bidi="ar"/>
               </w:rPr>
-              <w:t>品牌分类</w:t>
-            </w:r>
-          </w:p>
-        </w:tc>
-        <w:tc>
-          <w:tcPr>
-            <w:tcW w:w="0" w:type="auto"/>
-            <w:shd w:val="clear" w:color="auto" w:fill="auto"/>
-            <w:vAlign w:val="center"/>
-          </w:tcPr>
-          <w:p>
-            <w:pPr>
-              <w:keepNext w:val="0"/>
-              <w:keepLines w:val="0"/>
-              <w:widowControl/>
-              <w:suppressLineNumbers w:val="0"/>
-              <w:jc w:val="left"/>
-            </w:pPr>
-            <w:r>
-              <w:rPr>
-                <w:rFonts w:ascii="宋体" w:hAnsi="宋体" w:eastAsia="宋体" w:cs="宋体"/>
-                <w:kern w:val="0"/>
-                <w:sz w:val="24"/>
-                <w:szCs w:val="24"/>
-                <w:lang w:val="en-US" w:eastAsia="zh-CN" w:bidi="ar"/>
-              </w:rPr>
-              <w:t>豪华品牌/合资品牌/自主品牌/造车新势力</w:t>
+              <w:t>排除关键字</w:t>
+            </w:r>
+          </w:p>
+        </w:tc>
+        <w:tc>
+          <w:tcPr>
+            <w:tcW w:w="0" w:type="auto"/>
+            <w:shd w:val="clear" w:color="auto" w:fill="auto"/>
+            <w:vAlign w:val="center"/>
+          </w:tcPr>
+          <w:p>
+            <w:pPr>
+              <w:keepNext w:val="0"/>
+              <w:keepLines w:val="0"/>
+              <w:widowControl/>
+              <w:suppressLineNumbers w:val="0"/>
+              <w:jc w:val="left"/>
+            </w:pPr>
+            <w:r>
+              <w:rPr>
+                <w:rFonts w:ascii="宋体" w:hAnsi="宋体" w:eastAsia="宋体" w:cs="宋体"/>
+                <w:kern w:val="0"/>
+                <w:sz w:val="24"/>
+                <w:szCs w:val="24"/>
+                <w:lang w:val="en-US" w:eastAsia="zh-CN" w:bidi="ar"/>
+              </w:rPr>
+              <w:t>交付、召回、营收、销量榜、什么、推荐、同比、环比、财报（9个）</w:t>
             </w:r>
           </w:p>
         </w:tc>
@@ -1039,6 +968,80 @@
             <w:insideH w:val="none" w:color="auto" w:sz="0" w:space="0"/>
             <w:insideV w:val="none" w:color="auto" w:sz="0" w:space="0"/>
           </w:tblBorders>
+          <w:tblCellMar>
+            <w:top w:w="15" w:type="dxa"/>
+            <w:left w:w="15" w:type="dxa"/>
+            <w:bottom w:w="15" w:type="dxa"/>
+            <w:right w:w="15" w:type="dxa"/>
+          </w:tblCellMar>
+        </w:tblPrEx>
+        <w:trPr>
+          <w:tblCellSpacing w:w="15" w:type="dxa"/>
+        </w:trPr>
+        <w:tc>
+          <w:tcPr>
+            <w:tcW w:w="0" w:type="auto"/>
+            <w:shd w:val="clear" w:color="auto" w:fill="auto"/>
+            <w:vAlign w:val="center"/>
+          </w:tcPr>
+          <w:p>
+            <w:pPr>
+              <w:keepNext w:val="0"/>
+              <w:keepLines w:val="0"/>
+              <w:widowControl/>
+              <w:suppressLineNumbers w:val="0"/>
+              <w:jc w:val="left"/>
+            </w:pPr>
+            <w:r>
+              <w:rPr>
+                <w:rFonts w:ascii="宋体" w:hAnsi="宋体" w:eastAsia="宋体" w:cs="宋体"/>
+                <w:kern w:val="0"/>
+                <w:sz w:val="24"/>
+                <w:szCs w:val="24"/>
+                <w:lang w:val="en-US" w:eastAsia="zh-CN" w:bidi="ar"/>
+              </w:rPr>
+              <w:t>品牌分类</w:t>
+            </w:r>
+          </w:p>
+        </w:tc>
+        <w:tc>
+          <w:tcPr>
+            <w:tcW w:w="0" w:type="auto"/>
+            <w:shd w:val="clear" w:color="auto" w:fill="auto"/>
+            <w:vAlign w:val="center"/>
+          </w:tcPr>
+          <w:p>
+            <w:pPr>
+              <w:keepNext w:val="0"/>
+              <w:keepLines w:val="0"/>
+              <w:widowControl/>
+              <w:suppressLineNumbers w:val="0"/>
+              <w:jc w:val="left"/>
+            </w:pPr>
+            <w:r>
+              <w:rPr>
+                <w:rFonts w:ascii="宋体" w:hAnsi="宋体" w:eastAsia="宋体" w:cs="宋体"/>
+                <w:kern w:val="0"/>
+                <w:sz w:val="24"/>
+                <w:szCs w:val="24"/>
+                <w:lang w:val="en-US" w:eastAsia="zh-CN" w:bidi="ar"/>
+              </w:rPr>
+              <w:t>豪华品牌/合资品牌/自主品牌/造车新势力</w:t>
+            </w:r>
+          </w:p>
+        </w:tc>
+      </w:tr>
+      <w:tr>
+        <w:tblPrEx>
+          <w:tblBorders>
+            <w:top w:val="none" w:color="auto" w:sz="0" w:space="0"/>
+            <w:left w:val="none" w:color="auto" w:sz="0" w:space="0"/>
+            <w:bottom w:val="none" w:color="auto" w:sz="0" w:space="0"/>
+            <w:right w:val="none" w:color="auto" w:sz="0" w:space="0"/>
+            <w:insideH w:val="none" w:color="auto" w:sz="0" w:space="0"/>
+            <w:insideV w:val="none" w:color="auto" w:sz="0" w:space="0"/>
+          </w:tblBorders>
+          <w:shd w:val="clear" w:color="auto" w:fill="auto"/>
           <w:tblCellMar>
             <w:top w:w="15" w:type="dxa"/>
             <w:left w:w="15" w:type="dxa"/>
@@ -1493,7 +1496,7 @@
             </w:r>
             <w:r>
               <w:rPr>
-                <w:rStyle w:val="4"/>
+                <w:rStyle w:val="5"/>
                 <w:rFonts w:ascii="宋体" w:hAnsi="宋体" w:eastAsia="宋体" w:cs="宋体"/>
                 <w:sz w:val="24"/>
                 <w:szCs w:val="24"/>
@@ -1523,7 +1526,6 @@
             <w:insideH w:val="none" w:color="auto" w:sz="0" w:space="0"/>
             <w:insideV w:val="none" w:color="auto" w:sz="0" w:space="0"/>
           </w:tblBorders>
-          <w:shd w:val="clear" w:color="auto" w:fill="auto"/>
           <w:tblCellMar>
             <w:top w:w="15" w:type="dxa"/>
             <w:left w:w="15" w:type="dxa"/>
@@ -1597,7 +1599,6 @@
             <w:insideH w:val="none" w:color="auto" w:sz="0" w:space="0"/>
             <w:insideV w:val="none" w:color="auto" w:sz="0" w:space="0"/>
           </w:tblBorders>
-          <w:shd w:val="clear" w:color="auto" w:fill="auto"/>
           <w:tblCellMar>
             <w:top w:w="15" w:type="dxa"/>
             <w:left w:w="15" w:type="dxa"/>
@@ -1671,7 +1672,6 @@
             <w:insideH w:val="none" w:color="auto" w:sz="0" w:space="0"/>
             <w:insideV w:val="none" w:color="auto" w:sz="0" w:space="0"/>
           </w:tblBorders>
-          <w:shd w:val="clear" w:color="auto" w:fill="auto"/>
           <w:tblCellMar>
             <w:top w:w="15" w:type="dxa"/>
             <w:left w:w="15" w:type="dxa"/>
@@ -1980,7 +1980,7 @@
             </w:r>
             <w:r>
               <w:rPr>
-                <w:rStyle w:val="4"/>
+                <w:rStyle w:val="5"/>
                 <w:rFonts w:ascii="宋体" w:hAnsi="宋体" w:eastAsia="宋体" w:cs="宋体"/>
                 <w:sz w:val="24"/>
                 <w:szCs w:val="24"/>
@@ -2158,7 +2158,6 @@
             <w:insideH w:val="none" w:color="auto" w:sz="0" w:space="0"/>
             <w:insideV w:val="none" w:color="auto" w:sz="0" w:space="0"/>
           </w:tblBorders>
-          <w:shd w:val="clear" w:color="auto" w:fill="auto"/>
           <w:tblCellMar>
             <w:top w:w="15" w:type="dxa"/>
             <w:left w:w="15" w:type="dxa"/>
@@ -2298,7 +2297,6 @@
             <w:insideH w:val="none" w:color="auto" w:sz="0" w:space="0"/>
             <w:insideV w:val="none" w:color="auto" w:sz="0" w:space="0"/>
           </w:tblBorders>
-          <w:shd w:val="clear" w:color="auto" w:fill="auto"/>
           <w:tblCellMar>
             <w:top w:w="15" w:type="dxa"/>
             <w:left w:w="15" w:type="dxa"/>
@@ -2541,7 +2539,7 @@
             </w:r>
             <w:r>
               <w:rPr>
-                <w:rStyle w:val="4"/>
+                <w:rStyle w:val="5"/>
                 <w:rFonts w:ascii="宋体" w:hAnsi="宋体" w:eastAsia="宋体" w:cs="宋体"/>
                 <w:sz w:val="24"/>
                 <w:szCs w:val="24"/>
@@ -2673,7 +2671,7 @@
             </w:r>
             <w:r>
               <w:rPr>
-                <w:rStyle w:val="4"/>
+                <w:rStyle w:val="5"/>
                 <w:rFonts w:ascii="宋体" w:hAnsi="宋体" w:eastAsia="宋体" w:cs="宋体"/>
                 <w:sz w:val="24"/>
                 <w:szCs w:val="24"/>
@@ -2805,7 +2803,7 @@
             </w:r>
             <w:r>
               <w:rPr>
-                <w:rStyle w:val="4"/>
+                <w:rStyle w:val="5"/>
                 <w:rFonts w:ascii="宋体" w:hAnsi="宋体" w:eastAsia="宋体" w:cs="宋体"/>
                 <w:sz w:val="24"/>
                 <w:szCs w:val="24"/>
@@ -3216,6 +3214,7 @@
             <w:insideH w:val="none" w:color="auto" w:sz="0" w:space="0"/>
             <w:insideV w:val="none" w:color="auto" w:sz="0" w:space="0"/>
           </w:tblBorders>
+          <w:shd w:val="clear" w:color="auto" w:fill="auto"/>
           <w:tblCellMar>
             <w:top w:w="15" w:type="dxa"/>
             <w:left w:w="15" w:type="dxa"/>
@@ -3384,7 +3383,7 @@
             </w:r>
             <w:r>
               <w:rPr>
-                <w:rStyle w:val="4"/>
+                <w:rStyle w:val="5"/>
                 <w:rFonts w:ascii="宋体" w:hAnsi="宋体" w:eastAsia="宋体" w:cs="宋体"/>
                 <w:sz w:val="24"/>
                 <w:szCs w:val="24"/>
@@ -3414,6 +3413,7 @@
             <w:insideH w:val="none" w:color="auto" w:sz="0" w:space="0"/>
             <w:insideV w:val="none" w:color="auto" w:sz="0" w:space="0"/>
           </w:tblBorders>
+          <w:shd w:val="clear" w:color="auto" w:fill="auto"/>
           <w:tblCellMar>
             <w:top w:w="15" w:type="dxa"/>
             <w:left w:w="15" w:type="dxa"/>
@@ -3487,6 +3487,7 @@
             <w:insideH w:val="none" w:color="auto" w:sz="0" w:space="0"/>
             <w:insideV w:val="none" w:color="auto" w:sz="0" w:space="0"/>
           </w:tblBorders>
+          <w:shd w:val="clear" w:color="auto" w:fill="auto"/>
           <w:tblCellMar>
             <w:top w:w="15" w:type="dxa"/>
             <w:left w:w="15" w:type="dxa"/>
@@ -3765,6 +3766,1438 @@
           </wp:inline>
         </w:drawing>
       </w:r>
+    </w:p>
+    <w:p/>
+    <w:p/>
+    <w:p>
+      <w:pPr>
+        <w:keepNext w:val="0"/>
+        <w:keepLines w:val="0"/>
+        <w:widowControl/>
+        <w:suppressLineNumbers w:val="0"/>
+        <w:jc w:val="left"/>
+      </w:pPr>
+      <w:r>
+        <w:rPr>
+          <w:rFonts w:ascii="宋体" w:hAnsi="宋体" w:eastAsia="宋体" w:cs="宋体"/>
+          <w:kern w:val="0"/>
+          <w:sz w:val="24"/>
+          <w:szCs w:val="24"/>
+          <w:lang w:val="en-US" w:eastAsia="zh-CN" w:bidi="ar"/>
+        </w:rPr>
+        <w:t xml:space="preserve">DEPARTMENT_PATTERNS = [ </w:t>
+      </w:r>
+    </w:p>
+    <w:p>
+      <w:pPr>
+        <w:keepNext w:val="0"/>
+        <w:keepLines w:val="0"/>
+        <w:widowControl/>
+        <w:suppressLineNumbers w:val="0"/>
+        <w:jc w:val="left"/>
+      </w:pPr>
+      <w:r>
+        <w:rPr>
+          <w:rStyle w:val="4"/>
+          <w:rFonts w:ascii="宋体" w:hAnsi="宋体" w:eastAsia="宋体" w:cs="宋体"/>
+          <w:i/>
+          <w:iCs/>
+          <w:kern w:val="0"/>
+          <w:sz w:val="24"/>
+          <w:szCs w:val="24"/>
+          <w:lang w:val="en-US" w:eastAsia="zh-CN" w:bidi="ar"/>
+        </w:rPr>
+        <w:t># 核心经济部门</w:t>
+      </w:r>
+      <w:r>
+        <w:rPr>
+          <w:rFonts w:ascii="宋体" w:hAnsi="宋体" w:eastAsia="宋体" w:cs="宋体"/>
+          <w:kern w:val="0"/>
+          <w:sz w:val="24"/>
+          <w:szCs w:val="24"/>
+          <w:lang w:val="en-US" w:eastAsia="zh-CN" w:bidi="ar"/>
+        </w:rPr>
+        <w:t xml:space="preserve"> </w:t>
+      </w:r>
+    </w:p>
+    <w:p>
+      <w:pPr>
+        <w:keepNext w:val="0"/>
+        <w:keepLines w:val="0"/>
+        <w:widowControl/>
+        <w:suppressLineNumbers w:val="0"/>
+        <w:jc w:val="left"/>
+      </w:pPr>
+      <w:r>
+        <w:rPr>
+          <w:rFonts w:ascii="宋体" w:hAnsi="宋体" w:eastAsia="宋体" w:cs="宋体"/>
+          <w:kern w:val="0"/>
+          <w:sz w:val="24"/>
+          <w:szCs w:val="24"/>
+          <w:lang w:val="en-US" w:eastAsia="zh-CN" w:bidi="ar"/>
+        </w:rPr>
+        <w:t xml:space="preserve">(r"国家发展改革委|国家发展和改革委员会|发改委", "发改委"), </w:t>
+      </w:r>
+    </w:p>
+    <w:p>
+      <w:pPr>
+        <w:keepNext w:val="0"/>
+        <w:keepLines w:val="0"/>
+        <w:widowControl/>
+        <w:suppressLineNumbers w:val="0"/>
+        <w:jc w:val="left"/>
+      </w:pPr>
+      <w:r>
+        <w:rPr>
+          <w:rFonts w:ascii="宋体" w:hAnsi="宋体" w:eastAsia="宋体" w:cs="宋体"/>
+          <w:kern w:val="0"/>
+          <w:sz w:val="24"/>
+          <w:szCs w:val="24"/>
+          <w:lang w:val="en-US" w:eastAsia="zh-CN" w:bidi="ar"/>
+        </w:rPr>
+        <w:t xml:space="preserve">(r"财政部", "财政部"), </w:t>
+      </w:r>
+    </w:p>
+    <w:p>
+      <w:pPr>
+        <w:keepNext w:val="0"/>
+        <w:keepLines w:val="0"/>
+        <w:widowControl/>
+        <w:suppressLineNumbers w:val="0"/>
+        <w:jc w:val="left"/>
+      </w:pPr>
+      <w:r>
+        <w:rPr>
+          <w:rFonts w:ascii="宋体" w:hAnsi="宋体" w:eastAsia="宋体" w:cs="宋体"/>
+          <w:kern w:val="0"/>
+          <w:sz w:val="24"/>
+          <w:szCs w:val="24"/>
+          <w:lang w:val="en-US" w:eastAsia="zh-CN" w:bidi="ar"/>
+        </w:rPr>
+        <w:t xml:space="preserve">(r"商务部", "商务部"), </w:t>
+      </w:r>
+    </w:p>
+    <w:p>
+      <w:pPr>
+        <w:keepNext w:val="0"/>
+        <w:keepLines w:val="0"/>
+        <w:widowControl/>
+        <w:suppressLineNumbers w:val="0"/>
+        <w:jc w:val="left"/>
+      </w:pPr>
+      <w:r>
+        <w:rPr>
+          <w:rFonts w:ascii="宋体" w:hAnsi="宋体" w:eastAsia="宋体" w:cs="宋体"/>
+          <w:kern w:val="0"/>
+          <w:sz w:val="24"/>
+          <w:szCs w:val="24"/>
+          <w:lang w:val="en-US" w:eastAsia="zh-CN" w:bidi="ar"/>
+        </w:rPr>
+        <w:t xml:space="preserve">(r"工业和信息化部|工信部", "工信部"), </w:t>
+      </w:r>
+    </w:p>
+    <w:p>
+      <w:pPr>
+        <w:keepNext w:val="0"/>
+        <w:keepLines w:val="0"/>
+        <w:widowControl/>
+        <w:suppressLineNumbers w:val="0"/>
+        <w:jc w:val="left"/>
+      </w:pPr>
+      <w:r>
+        <w:rPr>
+          <w:rFonts w:ascii="宋体" w:hAnsi="宋体" w:eastAsia="宋体" w:cs="宋体"/>
+          <w:kern w:val="0"/>
+          <w:sz w:val="24"/>
+          <w:szCs w:val="24"/>
+          <w:lang w:val="en-US" w:eastAsia="zh-CN" w:bidi="ar"/>
+        </w:rPr>
+        <w:t xml:space="preserve">(r"科学技术部|科技部", "科技部"), </w:t>
+      </w:r>
+    </w:p>
+    <w:p>
+      <w:pPr>
+        <w:keepNext w:val="0"/>
+        <w:keepLines w:val="0"/>
+        <w:widowControl/>
+        <w:suppressLineNumbers w:val="0"/>
+        <w:jc w:val="left"/>
+      </w:pPr>
+      <w:r>
+        <w:rPr>
+          <w:rStyle w:val="4"/>
+          <w:rFonts w:ascii="宋体" w:hAnsi="宋体" w:eastAsia="宋体" w:cs="宋体"/>
+          <w:i/>
+          <w:iCs/>
+          <w:kern w:val="0"/>
+          <w:sz w:val="24"/>
+          <w:szCs w:val="24"/>
+          <w:lang w:val="en-US" w:eastAsia="zh-CN" w:bidi="ar"/>
+        </w:rPr>
+        <w:t># 金融监管部门</w:t>
+      </w:r>
+      <w:r>
+        <w:rPr>
+          <w:rFonts w:ascii="宋体" w:hAnsi="宋体" w:eastAsia="宋体" w:cs="宋体"/>
+          <w:kern w:val="0"/>
+          <w:sz w:val="24"/>
+          <w:szCs w:val="24"/>
+          <w:lang w:val="en-US" w:eastAsia="zh-CN" w:bidi="ar"/>
+        </w:rPr>
+        <w:t xml:space="preserve"> </w:t>
+      </w:r>
+    </w:p>
+    <w:p>
+      <w:pPr>
+        <w:keepNext w:val="0"/>
+        <w:keepLines w:val="0"/>
+        <w:widowControl/>
+        <w:suppressLineNumbers w:val="0"/>
+        <w:jc w:val="left"/>
+      </w:pPr>
+      <w:r>
+        <w:rPr>
+          <w:rFonts w:ascii="宋体" w:hAnsi="宋体" w:eastAsia="宋体" w:cs="宋体"/>
+          <w:kern w:val="0"/>
+          <w:sz w:val="24"/>
+          <w:szCs w:val="24"/>
+          <w:lang w:val="en-US" w:eastAsia="zh-CN" w:bidi="ar"/>
+        </w:rPr>
+        <w:t xml:space="preserve">(r"中国人民银行|央行", "央行"), </w:t>
+      </w:r>
+    </w:p>
+    <w:p>
+      <w:pPr>
+        <w:keepNext w:val="0"/>
+        <w:keepLines w:val="0"/>
+        <w:widowControl/>
+        <w:suppressLineNumbers w:val="0"/>
+        <w:jc w:val="left"/>
+      </w:pPr>
+      <w:r>
+        <w:rPr>
+          <w:rFonts w:ascii="宋体" w:hAnsi="宋体" w:eastAsia="宋体" w:cs="宋体"/>
+          <w:kern w:val="0"/>
+          <w:sz w:val="24"/>
+          <w:szCs w:val="24"/>
+          <w:lang w:val="en-US" w:eastAsia="zh-CN" w:bidi="ar"/>
+        </w:rPr>
+        <w:t xml:space="preserve">(r"银行保险监督管理委员会|银保监会|银保监", "银保监会"), </w:t>
+      </w:r>
+    </w:p>
+    <w:p>
+      <w:pPr>
+        <w:keepNext w:val="0"/>
+        <w:keepLines w:val="0"/>
+        <w:widowControl/>
+        <w:suppressLineNumbers w:val="0"/>
+        <w:jc w:val="left"/>
+      </w:pPr>
+      <w:r>
+        <w:rPr>
+          <w:rFonts w:ascii="宋体" w:hAnsi="宋体" w:eastAsia="宋体" w:cs="宋体"/>
+          <w:kern w:val="0"/>
+          <w:sz w:val="24"/>
+          <w:szCs w:val="24"/>
+          <w:lang w:val="en-US" w:eastAsia="zh-CN" w:bidi="ar"/>
+        </w:rPr>
+        <w:t xml:space="preserve">(r"证券监督管理委员会|证监会|证监", "证监会"), </w:t>
+      </w:r>
+    </w:p>
+    <w:p>
+      <w:pPr>
+        <w:keepNext w:val="0"/>
+        <w:keepLines w:val="0"/>
+        <w:widowControl/>
+        <w:suppressLineNumbers w:val="0"/>
+        <w:jc w:val="left"/>
+      </w:pPr>
+      <w:r>
+        <w:rPr>
+          <w:rFonts w:ascii="宋体" w:hAnsi="宋体" w:eastAsia="宋体" w:cs="宋体"/>
+          <w:kern w:val="0"/>
+          <w:sz w:val="24"/>
+          <w:szCs w:val="24"/>
+          <w:lang w:val="en-US" w:eastAsia="zh-CN" w:bidi="ar"/>
+        </w:rPr>
+        <w:t xml:space="preserve">(r"国家外汇管理局|外汇管理局|外汇局", "外汇管理局"), </w:t>
+      </w:r>
+    </w:p>
+    <w:p>
+      <w:pPr>
+        <w:keepNext w:val="0"/>
+        <w:keepLines w:val="0"/>
+        <w:widowControl/>
+        <w:suppressLineNumbers w:val="0"/>
+        <w:jc w:val="left"/>
+      </w:pPr>
+      <w:r>
+        <w:rPr>
+          <w:rStyle w:val="4"/>
+          <w:rFonts w:ascii="宋体" w:hAnsi="宋体" w:eastAsia="宋体" w:cs="宋体"/>
+          <w:i/>
+          <w:iCs/>
+          <w:kern w:val="0"/>
+          <w:sz w:val="24"/>
+          <w:szCs w:val="24"/>
+          <w:lang w:val="en-US" w:eastAsia="zh-CN" w:bidi="ar"/>
+        </w:rPr>
+        <w:t># 宏观政策部门</w:t>
+      </w:r>
+      <w:r>
+        <w:rPr>
+          <w:rFonts w:ascii="宋体" w:hAnsi="宋体" w:eastAsia="宋体" w:cs="宋体"/>
+          <w:kern w:val="0"/>
+          <w:sz w:val="24"/>
+          <w:szCs w:val="24"/>
+          <w:lang w:val="en-US" w:eastAsia="zh-CN" w:bidi="ar"/>
+        </w:rPr>
+        <w:t xml:space="preserve"> </w:t>
+      </w:r>
+    </w:p>
+    <w:p>
+      <w:pPr>
+        <w:keepNext w:val="0"/>
+        <w:keepLines w:val="0"/>
+        <w:widowControl/>
+        <w:suppressLineNumbers w:val="0"/>
+        <w:jc w:val="left"/>
+      </w:pPr>
+      <w:r>
+        <w:rPr>
+          <w:rFonts w:ascii="宋体" w:hAnsi="宋体" w:eastAsia="宋体" w:cs="宋体"/>
+          <w:kern w:val="0"/>
+          <w:sz w:val="24"/>
+          <w:szCs w:val="24"/>
+          <w:lang w:val="en-US" w:eastAsia="zh-CN" w:bidi="ar"/>
+        </w:rPr>
+        <w:t xml:space="preserve">(r"住房和城乡建设部|住建部|住房城乡建设部", "住建部"), </w:t>
+      </w:r>
+    </w:p>
+    <w:p>
+      <w:pPr>
+        <w:keepNext w:val="0"/>
+        <w:keepLines w:val="0"/>
+        <w:widowControl/>
+        <w:suppressLineNumbers w:val="0"/>
+        <w:jc w:val="left"/>
+      </w:pPr>
+      <w:r>
+        <w:rPr>
+          <w:rFonts w:ascii="宋体" w:hAnsi="宋体" w:eastAsia="宋体" w:cs="宋体"/>
+          <w:kern w:val="0"/>
+          <w:sz w:val="24"/>
+          <w:szCs w:val="24"/>
+          <w:lang w:val="en-US" w:eastAsia="zh-CN" w:bidi="ar"/>
+        </w:rPr>
+        <w:t xml:space="preserve">(r"交通运输部|交通部", "交通运输部"), </w:t>
+      </w:r>
+    </w:p>
+    <w:p>
+      <w:pPr>
+        <w:keepNext w:val="0"/>
+        <w:keepLines w:val="0"/>
+        <w:widowControl/>
+        <w:suppressLineNumbers w:val="0"/>
+        <w:jc w:val="left"/>
+      </w:pPr>
+      <w:r>
+        <w:rPr>
+          <w:rFonts w:ascii="宋体" w:hAnsi="宋体" w:eastAsia="宋体" w:cs="宋体"/>
+          <w:kern w:val="0"/>
+          <w:sz w:val="24"/>
+          <w:szCs w:val="24"/>
+          <w:lang w:val="en-US" w:eastAsia="zh-CN" w:bidi="ar"/>
+        </w:rPr>
+        <w:t xml:space="preserve">(r"农业农村部|农业部", "农业部"), </w:t>
+      </w:r>
+    </w:p>
+    <w:p>
+      <w:pPr>
+        <w:keepNext w:val="0"/>
+        <w:keepLines w:val="0"/>
+        <w:widowControl/>
+        <w:suppressLineNumbers w:val="0"/>
+        <w:jc w:val="left"/>
+      </w:pPr>
+      <w:r>
+        <w:rPr>
+          <w:rFonts w:ascii="宋体" w:hAnsi="宋体" w:eastAsia="宋体" w:cs="宋体"/>
+          <w:kern w:val="0"/>
+          <w:sz w:val="24"/>
+          <w:szCs w:val="24"/>
+          <w:lang w:val="en-US" w:eastAsia="zh-CN" w:bidi="ar"/>
+        </w:rPr>
+        <w:t xml:space="preserve">(r"自然资源部", "自然资源部"), </w:t>
+      </w:r>
+    </w:p>
+    <w:p>
+      <w:pPr>
+        <w:keepNext w:val="0"/>
+        <w:keepLines w:val="0"/>
+        <w:widowControl/>
+        <w:suppressLineNumbers w:val="0"/>
+        <w:jc w:val="left"/>
+      </w:pPr>
+      <w:r>
+        <w:rPr>
+          <w:rFonts w:ascii="宋体" w:hAnsi="宋体" w:eastAsia="宋体" w:cs="宋体"/>
+          <w:kern w:val="0"/>
+          <w:sz w:val="24"/>
+          <w:szCs w:val="24"/>
+          <w:lang w:val="en-US" w:eastAsia="zh-CN" w:bidi="ar"/>
+        </w:rPr>
+        <w:t xml:space="preserve">(r"生态环境部|环境保护部|环保部", "生态环境部"), </w:t>
+      </w:r>
+    </w:p>
+    <w:p>
+      <w:pPr>
+        <w:keepNext w:val="0"/>
+        <w:keepLines w:val="0"/>
+        <w:widowControl/>
+        <w:suppressLineNumbers w:val="0"/>
+        <w:jc w:val="left"/>
+      </w:pPr>
+      <w:r>
+        <w:rPr>
+          <w:rStyle w:val="4"/>
+          <w:rFonts w:ascii="宋体" w:hAnsi="宋体" w:eastAsia="宋体" w:cs="宋体"/>
+          <w:i/>
+          <w:iCs/>
+          <w:kern w:val="0"/>
+          <w:sz w:val="24"/>
+          <w:szCs w:val="24"/>
+          <w:lang w:val="en-US" w:eastAsia="zh-CN" w:bidi="ar"/>
+        </w:rPr>
+        <w:t># 社会管理部门</w:t>
+      </w:r>
+      <w:r>
+        <w:rPr>
+          <w:rFonts w:ascii="宋体" w:hAnsi="宋体" w:eastAsia="宋体" w:cs="宋体"/>
+          <w:kern w:val="0"/>
+          <w:sz w:val="24"/>
+          <w:szCs w:val="24"/>
+          <w:lang w:val="en-US" w:eastAsia="zh-CN" w:bidi="ar"/>
+        </w:rPr>
+        <w:t xml:space="preserve"> </w:t>
+      </w:r>
+    </w:p>
+    <w:p>
+      <w:pPr>
+        <w:keepNext w:val="0"/>
+        <w:keepLines w:val="0"/>
+        <w:widowControl/>
+        <w:suppressLineNumbers w:val="0"/>
+        <w:jc w:val="left"/>
+      </w:pPr>
+      <w:r>
+        <w:rPr>
+          <w:rFonts w:ascii="宋体" w:hAnsi="宋体" w:eastAsia="宋体" w:cs="宋体"/>
+          <w:kern w:val="0"/>
+          <w:sz w:val="24"/>
+          <w:szCs w:val="24"/>
+          <w:lang w:val="en-US" w:eastAsia="zh-CN" w:bidi="ar"/>
+        </w:rPr>
+        <w:t xml:space="preserve">(r"教育部", "教育部"), </w:t>
+      </w:r>
+    </w:p>
+    <w:p>
+      <w:pPr>
+        <w:keepNext w:val="0"/>
+        <w:keepLines w:val="0"/>
+        <w:widowControl/>
+        <w:suppressLineNumbers w:val="0"/>
+        <w:jc w:val="left"/>
+      </w:pPr>
+      <w:r>
+        <w:rPr>
+          <w:rFonts w:ascii="宋体" w:hAnsi="宋体" w:eastAsia="宋体" w:cs="宋体"/>
+          <w:kern w:val="0"/>
+          <w:sz w:val="24"/>
+          <w:szCs w:val="24"/>
+          <w:lang w:val="en-US" w:eastAsia="zh-CN" w:bidi="ar"/>
+        </w:rPr>
+        <w:t xml:space="preserve">(r"文化和旅游部|文旅部", "文旅部"), </w:t>
+      </w:r>
+    </w:p>
+    <w:p>
+      <w:pPr>
+        <w:keepNext w:val="0"/>
+        <w:keepLines w:val="0"/>
+        <w:widowControl/>
+        <w:suppressLineNumbers w:val="0"/>
+        <w:jc w:val="left"/>
+      </w:pPr>
+      <w:r>
+        <w:rPr>
+          <w:rFonts w:ascii="宋体" w:hAnsi="宋体" w:eastAsia="宋体" w:cs="宋体"/>
+          <w:kern w:val="0"/>
+          <w:sz w:val="24"/>
+          <w:szCs w:val="24"/>
+          <w:lang w:val="en-US" w:eastAsia="zh-CN" w:bidi="ar"/>
+        </w:rPr>
+        <w:t xml:space="preserve">(r"国家卫生健康委员会|卫生健康委|卫健委", "卫健委"), </w:t>
+      </w:r>
+    </w:p>
+    <w:p>
+      <w:pPr>
+        <w:keepNext w:val="0"/>
+        <w:keepLines w:val="0"/>
+        <w:widowControl/>
+        <w:suppressLineNumbers w:val="0"/>
+        <w:jc w:val="left"/>
+      </w:pPr>
+      <w:r>
+        <w:rPr>
+          <w:rFonts w:ascii="宋体" w:hAnsi="宋体" w:eastAsia="宋体" w:cs="宋体"/>
+          <w:kern w:val="0"/>
+          <w:sz w:val="24"/>
+          <w:szCs w:val="24"/>
+          <w:lang w:val="en-US" w:eastAsia="zh-CN" w:bidi="ar"/>
+        </w:rPr>
+        <w:t xml:space="preserve">(r"公安部", "公安部"), </w:t>
+      </w:r>
+    </w:p>
+    <w:p>
+      <w:pPr>
+        <w:keepNext w:val="0"/>
+        <w:keepLines w:val="0"/>
+        <w:widowControl/>
+        <w:suppressLineNumbers w:val="0"/>
+        <w:jc w:val="left"/>
+      </w:pPr>
+      <w:r>
+        <w:rPr>
+          <w:rFonts w:ascii="宋体" w:hAnsi="宋体" w:eastAsia="宋体" w:cs="宋体"/>
+          <w:kern w:val="0"/>
+          <w:sz w:val="24"/>
+          <w:szCs w:val="24"/>
+          <w:lang w:val="en-US" w:eastAsia="zh-CN" w:bidi="ar"/>
+        </w:rPr>
+        <w:t xml:space="preserve">(r"民政部", "民政部"), </w:t>
+      </w:r>
+    </w:p>
+    <w:p>
+      <w:pPr>
+        <w:keepNext w:val="0"/>
+        <w:keepLines w:val="0"/>
+        <w:widowControl/>
+        <w:suppressLineNumbers w:val="0"/>
+        <w:jc w:val="left"/>
+      </w:pPr>
+      <w:r>
+        <w:rPr>
+          <w:rFonts w:ascii="宋体" w:hAnsi="宋体" w:eastAsia="宋体" w:cs="宋体"/>
+          <w:kern w:val="0"/>
+          <w:sz w:val="24"/>
+          <w:szCs w:val="24"/>
+          <w:lang w:val="en-US" w:eastAsia="zh-CN" w:bidi="ar"/>
+        </w:rPr>
+        <w:t xml:space="preserve">(r"司法部", "司法部"), </w:t>
+      </w:r>
+    </w:p>
+    <w:p>
+      <w:pPr>
+        <w:keepNext w:val="0"/>
+        <w:keepLines w:val="0"/>
+        <w:widowControl/>
+        <w:suppressLineNumbers w:val="0"/>
+        <w:jc w:val="left"/>
+      </w:pPr>
+      <w:r>
+        <w:rPr>
+          <w:rFonts w:ascii="宋体" w:hAnsi="宋体" w:eastAsia="宋体" w:cs="宋体"/>
+          <w:kern w:val="0"/>
+          <w:sz w:val="24"/>
+          <w:szCs w:val="24"/>
+          <w:lang w:val="en-US" w:eastAsia="zh-CN" w:bidi="ar"/>
+        </w:rPr>
+        <w:t xml:space="preserve">(r"人力资源和社会保障部|人力资源社会保障部|人社部", "人社部"), </w:t>
+      </w:r>
+    </w:p>
+    <w:p>
+      <w:pPr>
+        <w:keepNext w:val="0"/>
+        <w:keepLines w:val="0"/>
+        <w:widowControl/>
+        <w:suppressLineNumbers w:val="0"/>
+        <w:jc w:val="left"/>
+      </w:pPr>
+      <w:r>
+        <w:rPr>
+          <w:rFonts w:ascii="宋体" w:hAnsi="宋体" w:eastAsia="宋体" w:cs="宋体"/>
+          <w:kern w:val="0"/>
+          <w:sz w:val="24"/>
+          <w:szCs w:val="24"/>
+          <w:lang w:val="en-US" w:eastAsia="zh-CN" w:bidi="ar"/>
+        </w:rPr>
+        <w:t xml:space="preserve">(r"退役军人事务部|退役军人部", "退役军人部"), </w:t>
+      </w:r>
+    </w:p>
+    <w:p>
+      <w:pPr>
+        <w:keepNext w:val="0"/>
+        <w:keepLines w:val="0"/>
+        <w:widowControl/>
+        <w:suppressLineNumbers w:val="0"/>
+        <w:jc w:val="left"/>
+      </w:pPr>
+      <w:r>
+        <w:rPr>
+          <w:rFonts w:ascii="宋体" w:hAnsi="宋体" w:eastAsia="宋体" w:cs="宋体"/>
+          <w:kern w:val="0"/>
+          <w:sz w:val="24"/>
+          <w:szCs w:val="24"/>
+          <w:lang w:val="en-US" w:eastAsia="zh-CN" w:bidi="ar"/>
+        </w:rPr>
+        <w:t xml:space="preserve">(r"应急管理部|应急部", "应急管理部"), </w:t>
+      </w:r>
+    </w:p>
+    <w:p>
+      <w:pPr>
+        <w:keepNext w:val="0"/>
+        <w:keepLines w:val="0"/>
+        <w:widowControl/>
+        <w:suppressLineNumbers w:val="0"/>
+        <w:jc w:val="left"/>
+      </w:pPr>
+      <w:r>
+        <w:rPr>
+          <w:rStyle w:val="4"/>
+          <w:rFonts w:ascii="宋体" w:hAnsi="宋体" w:eastAsia="宋体" w:cs="宋体"/>
+          <w:i/>
+          <w:iCs/>
+          <w:kern w:val="0"/>
+          <w:sz w:val="24"/>
+          <w:szCs w:val="24"/>
+          <w:lang w:val="en-US" w:eastAsia="zh-CN" w:bidi="ar"/>
+        </w:rPr>
+        <w:t># 市场监管与专业监管</w:t>
+      </w:r>
+      <w:r>
+        <w:rPr>
+          <w:rFonts w:ascii="宋体" w:hAnsi="宋体" w:eastAsia="宋体" w:cs="宋体"/>
+          <w:kern w:val="0"/>
+          <w:sz w:val="24"/>
+          <w:szCs w:val="24"/>
+          <w:lang w:val="en-US" w:eastAsia="zh-CN" w:bidi="ar"/>
+        </w:rPr>
+        <w:t xml:space="preserve"> </w:t>
+      </w:r>
+    </w:p>
+    <w:p>
+      <w:pPr>
+        <w:keepNext w:val="0"/>
+        <w:keepLines w:val="0"/>
+        <w:widowControl/>
+        <w:suppressLineNumbers w:val="0"/>
+        <w:jc w:val="left"/>
+      </w:pPr>
+      <w:r>
+        <w:rPr>
+          <w:rFonts w:ascii="宋体" w:hAnsi="宋体" w:eastAsia="宋体" w:cs="宋体"/>
+          <w:kern w:val="0"/>
+          <w:sz w:val="24"/>
+          <w:szCs w:val="24"/>
+          <w:lang w:val="en-US" w:eastAsia="zh-CN" w:bidi="ar"/>
+        </w:rPr>
+        <w:t xml:space="preserve">(r"国家市场监督管理总局|市场监管总局|市场监督管理", "市场监管总局"), </w:t>
+      </w:r>
+    </w:p>
+    <w:p>
+      <w:pPr>
+        <w:keepNext w:val="0"/>
+        <w:keepLines w:val="0"/>
+        <w:widowControl/>
+        <w:suppressLineNumbers w:val="0"/>
+        <w:jc w:val="left"/>
+      </w:pPr>
+      <w:r>
+        <w:rPr>
+          <w:rFonts w:ascii="宋体" w:hAnsi="宋体" w:eastAsia="宋体" w:cs="宋体"/>
+          <w:kern w:val="0"/>
+          <w:sz w:val="24"/>
+          <w:szCs w:val="24"/>
+          <w:lang w:val="en-US" w:eastAsia="zh-CN" w:bidi="ar"/>
+        </w:rPr>
+        <w:t xml:space="preserve">(r"国有资产监督管理委员会|国资委|国资", "国资委"), </w:t>
+      </w:r>
+    </w:p>
+    <w:p>
+      <w:pPr>
+        <w:keepNext w:val="0"/>
+        <w:keepLines w:val="0"/>
+        <w:widowControl/>
+        <w:suppressLineNumbers w:val="0"/>
+        <w:jc w:val="left"/>
+      </w:pPr>
+      <w:r>
+        <w:rPr>
+          <w:rFonts w:ascii="宋体" w:hAnsi="宋体" w:eastAsia="宋体" w:cs="宋体"/>
+          <w:kern w:val="0"/>
+          <w:sz w:val="24"/>
+          <w:szCs w:val="24"/>
+          <w:lang w:val="en-US" w:eastAsia="zh-CN" w:bidi="ar"/>
+        </w:rPr>
+        <w:t xml:space="preserve">(r"国家能源局|能源局", "能源局"), </w:t>
+      </w:r>
+    </w:p>
+    <w:p>
+      <w:pPr>
+        <w:keepNext w:val="0"/>
+        <w:keepLines w:val="0"/>
+        <w:widowControl/>
+        <w:suppressLineNumbers w:val="0"/>
+        <w:jc w:val="left"/>
+      </w:pPr>
+      <w:r>
+        <w:rPr>
+          <w:rFonts w:ascii="宋体" w:hAnsi="宋体" w:eastAsia="宋体" w:cs="宋体"/>
+          <w:kern w:val="0"/>
+          <w:sz w:val="24"/>
+          <w:szCs w:val="24"/>
+          <w:lang w:val="en-US" w:eastAsia="zh-CN" w:bidi="ar"/>
+        </w:rPr>
+        <w:t xml:space="preserve">(r"水利部", "水利部"), </w:t>
+      </w:r>
+    </w:p>
+    <w:p>
+      <w:pPr>
+        <w:keepNext w:val="0"/>
+        <w:keepLines w:val="0"/>
+        <w:widowControl/>
+        <w:suppressLineNumbers w:val="0"/>
+        <w:jc w:val="left"/>
+      </w:pPr>
+      <w:r>
+        <w:rPr>
+          <w:rFonts w:ascii="宋体" w:hAnsi="宋体" w:eastAsia="宋体" w:cs="宋体"/>
+          <w:kern w:val="0"/>
+          <w:sz w:val="24"/>
+          <w:szCs w:val="24"/>
+          <w:lang w:val="en-US" w:eastAsia="zh-CN" w:bidi="ar"/>
+        </w:rPr>
+        <w:t xml:space="preserve">(r"审计署", "审计署"), </w:t>
+      </w:r>
+    </w:p>
+    <w:p>
+      <w:pPr>
+        <w:keepNext w:val="0"/>
+        <w:keepLines w:val="0"/>
+        <w:widowControl/>
+        <w:suppressLineNumbers w:val="0"/>
+        <w:jc w:val="left"/>
+      </w:pPr>
+      <w:r>
+        <w:rPr>
+          <w:rFonts w:ascii="宋体" w:hAnsi="宋体" w:eastAsia="宋体" w:cs="宋体"/>
+          <w:kern w:val="0"/>
+          <w:sz w:val="24"/>
+          <w:szCs w:val="24"/>
+          <w:lang w:val="en-US" w:eastAsia="zh-CN" w:bidi="ar"/>
+        </w:rPr>
+        <w:t xml:space="preserve">(r"国家统计局|统计局", "统计局"), </w:t>
+      </w:r>
+    </w:p>
+    <w:p>
+      <w:pPr>
+        <w:keepNext w:val="0"/>
+        <w:keepLines w:val="0"/>
+        <w:widowControl/>
+        <w:suppressLineNumbers w:val="0"/>
+        <w:jc w:val="left"/>
+      </w:pPr>
+      <w:r>
+        <w:rPr>
+          <w:rStyle w:val="4"/>
+          <w:rFonts w:ascii="宋体" w:hAnsi="宋体" w:eastAsia="宋体" w:cs="宋体"/>
+          <w:i/>
+          <w:iCs/>
+          <w:kern w:val="0"/>
+          <w:sz w:val="24"/>
+          <w:szCs w:val="24"/>
+          <w:lang w:val="en-US" w:eastAsia="zh-CN" w:bidi="ar"/>
+        </w:rPr>
+        <w:t># 海关、税务等专业部门</w:t>
+      </w:r>
+      <w:r>
+        <w:rPr>
+          <w:rFonts w:ascii="宋体" w:hAnsi="宋体" w:eastAsia="宋体" w:cs="宋体"/>
+          <w:kern w:val="0"/>
+          <w:sz w:val="24"/>
+          <w:szCs w:val="24"/>
+          <w:lang w:val="en-US" w:eastAsia="zh-CN" w:bidi="ar"/>
+        </w:rPr>
+        <w:t xml:space="preserve"> </w:t>
+      </w:r>
+    </w:p>
+    <w:p>
+      <w:pPr>
+        <w:keepNext w:val="0"/>
+        <w:keepLines w:val="0"/>
+        <w:widowControl/>
+        <w:suppressLineNumbers w:val="0"/>
+        <w:jc w:val="left"/>
+      </w:pPr>
+      <w:r>
+        <w:rPr>
+          <w:rFonts w:ascii="宋体" w:hAnsi="宋体" w:eastAsia="宋体" w:cs="宋体"/>
+          <w:kern w:val="0"/>
+          <w:sz w:val="24"/>
+          <w:szCs w:val="24"/>
+          <w:lang w:val="en-US" w:eastAsia="zh-CN" w:bidi="ar"/>
+        </w:rPr>
+        <w:t xml:space="preserve">(r"海关总署|海关", "海关总署"), </w:t>
+      </w:r>
+    </w:p>
+    <w:p>
+      <w:pPr>
+        <w:keepNext w:val="0"/>
+        <w:keepLines w:val="0"/>
+        <w:widowControl/>
+        <w:suppressLineNumbers w:val="0"/>
+        <w:jc w:val="left"/>
+      </w:pPr>
+      <w:r>
+        <w:rPr>
+          <w:rFonts w:ascii="宋体" w:hAnsi="宋体" w:eastAsia="宋体" w:cs="宋体"/>
+          <w:kern w:val="0"/>
+          <w:sz w:val="24"/>
+          <w:szCs w:val="24"/>
+          <w:lang w:val="en-US" w:eastAsia="zh-CN" w:bidi="ar"/>
+        </w:rPr>
+        <w:t xml:space="preserve">(r"国家税务总局|税务总局|税务", "税务总局"), </w:t>
+      </w:r>
+    </w:p>
+    <w:p>
+      <w:pPr>
+        <w:keepNext w:val="0"/>
+        <w:keepLines w:val="0"/>
+        <w:widowControl/>
+        <w:suppressLineNumbers w:val="0"/>
+        <w:jc w:val="left"/>
+      </w:pPr>
+      <w:r>
+        <w:rPr>
+          <w:rFonts w:ascii="宋体" w:hAnsi="宋体" w:eastAsia="宋体" w:cs="宋体"/>
+          <w:kern w:val="0"/>
+          <w:sz w:val="24"/>
+          <w:szCs w:val="24"/>
+          <w:lang w:val="en-US" w:eastAsia="zh-CN" w:bidi="ar"/>
+        </w:rPr>
+        <w:t xml:space="preserve">(r"国家烟草专卖局|烟草专卖局", "烟草专卖局"), </w:t>
+      </w:r>
+    </w:p>
+    <w:p>
+      <w:pPr>
+        <w:keepNext w:val="0"/>
+        <w:keepLines w:val="0"/>
+        <w:widowControl/>
+        <w:suppressLineNumbers w:val="0"/>
+        <w:jc w:val="left"/>
+      </w:pPr>
+      <w:r>
+        <w:rPr>
+          <w:rFonts w:ascii="宋体" w:hAnsi="宋体" w:eastAsia="宋体" w:cs="宋体"/>
+          <w:kern w:val="0"/>
+          <w:sz w:val="24"/>
+          <w:szCs w:val="24"/>
+          <w:lang w:val="en-US" w:eastAsia="zh-CN" w:bidi="ar"/>
+        </w:rPr>
+        <w:t xml:space="preserve">(r"国家知识产权局|知识产权局", "知识产权局"), </w:t>
+      </w:r>
+    </w:p>
+    <w:p>
+      <w:pPr>
+        <w:keepNext w:val="0"/>
+        <w:keepLines w:val="0"/>
+        <w:widowControl/>
+        <w:suppressLineNumbers w:val="0"/>
+        <w:jc w:val="left"/>
+      </w:pPr>
+      <w:r>
+        <w:rPr>
+          <w:rFonts w:ascii="宋体" w:hAnsi="宋体" w:eastAsia="宋体" w:cs="宋体"/>
+          <w:kern w:val="0"/>
+          <w:sz w:val="24"/>
+          <w:szCs w:val="24"/>
+          <w:lang w:val="en-US" w:eastAsia="zh-CN" w:bidi="ar"/>
+        </w:rPr>
+        <w:t xml:space="preserve">(r"国家药品监督管理局|药监局|药品监管", "药监局"), </w:t>
+      </w:r>
+    </w:p>
+    <w:p>
+      <w:pPr>
+        <w:keepNext w:val="0"/>
+        <w:keepLines w:val="0"/>
+        <w:widowControl/>
+        <w:suppressLineNumbers w:val="0"/>
+        <w:jc w:val="left"/>
+      </w:pPr>
+      <w:r>
+        <w:rPr>
+          <w:rStyle w:val="4"/>
+          <w:rFonts w:ascii="宋体" w:hAnsi="宋体" w:eastAsia="宋体" w:cs="宋体"/>
+          <w:i/>
+          <w:iCs/>
+          <w:kern w:val="0"/>
+          <w:sz w:val="24"/>
+          <w:szCs w:val="24"/>
+          <w:lang w:val="en-US" w:eastAsia="zh-CN" w:bidi="ar"/>
+        </w:rPr>
+        <w:t># 外交、国防、安全</w:t>
+      </w:r>
+      <w:r>
+        <w:rPr>
+          <w:rFonts w:ascii="宋体" w:hAnsi="宋体" w:eastAsia="宋体" w:cs="宋体"/>
+          <w:kern w:val="0"/>
+          <w:sz w:val="24"/>
+          <w:szCs w:val="24"/>
+          <w:lang w:val="en-US" w:eastAsia="zh-CN" w:bidi="ar"/>
+        </w:rPr>
+        <w:t xml:space="preserve"> </w:t>
+      </w:r>
+    </w:p>
+    <w:p>
+      <w:pPr>
+        <w:keepNext w:val="0"/>
+        <w:keepLines w:val="0"/>
+        <w:widowControl/>
+        <w:suppressLineNumbers w:val="0"/>
+        <w:jc w:val="left"/>
+      </w:pPr>
+      <w:r>
+        <w:rPr>
+          <w:rFonts w:ascii="宋体" w:hAnsi="宋体" w:eastAsia="宋体" w:cs="宋体"/>
+          <w:kern w:val="0"/>
+          <w:sz w:val="24"/>
+          <w:szCs w:val="24"/>
+          <w:lang w:val="en-US" w:eastAsia="zh-CN" w:bidi="ar"/>
+        </w:rPr>
+        <w:t xml:space="preserve">(r"外交部", "外交部"), </w:t>
+      </w:r>
+    </w:p>
+    <w:p>
+      <w:pPr>
+        <w:keepNext w:val="0"/>
+        <w:keepLines w:val="0"/>
+        <w:widowControl/>
+        <w:suppressLineNumbers w:val="0"/>
+        <w:jc w:val="left"/>
+      </w:pPr>
+      <w:r>
+        <w:rPr>
+          <w:rFonts w:ascii="宋体" w:hAnsi="宋体" w:eastAsia="宋体" w:cs="宋体"/>
+          <w:kern w:val="0"/>
+          <w:sz w:val="24"/>
+          <w:szCs w:val="24"/>
+          <w:lang w:val="en-US" w:eastAsia="zh-CN" w:bidi="ar"/>
+        </w:rPr>
+        <w:t xml:space="preserve">(r"国防部", "国防部"), </w:t>
+      </w:r>
+    </w:p>
+    <w:p>
+      <w:pPr>
+        <w:keepNext w:val="0"/>
+        <w:keepLines w:val="0"/>
+        <w:widowControl/>
+        <w:suppressLineNumbers w:val="0"/>
+        <w:jc w:val="left"/>
+      </w:pPr>
+      <w:r>
+        <w:rPr>
+          <w:rFonts w:ascii="宋体" w:hAnsi="宋体" w:eastAsia="宋体" w:cs="宋体"/>
+          <w:kern w:val="0"/>
+          <w:sz w:val="24"/>
+          <w:szCs w:val="24"/>
+          <w:lang w:val="en-US" w:eastAsia="zh-CN" w:bidi="ar"/>
+        </w:rPr>
+        <w:t xml:space="preserve">(r"国家互联网信息办公室|网信办|互联网信息办", "网信办"), </w:t>
+      </w:r>
+    </w:p>
+    <w:p>
+      <w:pPr>
+        <w:keepNext w:val="0"/>
+        <w:keepLines w:val="0"/>
+        <w:widowControl/>
+        <w:suppressLineNumbers w:val="0"/>
+        <w:jc w:val="left"/>
+      </w:pPr>
+      <w:r>
+        <w:rPr>
+          <w:rFonts w:ascii="宋体" w:hAnsi="宋体" w:eastAsia="宋体" w:cs="宋体"/>
+          <w:kern w:val="0"/>
+          <w:sz w:val="24"/>
+          <w:szCs w:val="24"/>
+          <w:lang w:val="en-US" w:eastAsia="zh-CN" w:bidi="ar"/>
+        </w:rPr>
+        <w:t xml:space="preserve">(r"国家安全部|安全部", "国家安全部"), </w:t>
+      </w:r>
+    </w:p>
+    <w:p>
+      <w:pPr>
+        <w:keepNext w:val="0"/>
+        <w:keepLines w:val="0"/>
+        <w:widowControl/>
+        <w:suppressLineNumbers w:val="0"/>
+        <w:jc w:val="left"/>
+      </w:pPr>
+      <w:r>
+        <w:rPr>
+          <w:rFonts w:ascii="宋体" w:hAnsi="宋体" w:eastAsia="宋体" w:cs="宋体"/>
+          <w:kern w:val="0"/>
+          <w:sz w:val="24"/>
+          <w:szCs w:val="24"/>
+          <w:lang w:val="en-US" w:eastAsia="zh-CN" w:bidi="ar"/>
+        </w:rPr>
+        <w:t xml:space="preserve">(r"国务院港澳事务办公室|港澳办", "港澳办"), </w:t>
+      </w:r>
+    </w:p>
+    <w:p>
+      <w:pPr>
+        <w:keepNext w:val="0"/>
+        <w:keepLines w:val="0"/>
+        <w:widowControl/>
+        <w:suppressLineNumbers w:val="0"/>
+        <w:jc w:val="left"/>
+      </w:pPr>
+      <w:r>
+        <w:rPr>
+          <w:rFonts w:ascii="宋体" w:hAnsi="宋体" w:eastAsia="宋体" w:cs="宋体"/>
+          <w:kern w:val="0"/>
+          <w:sz w:val="24"/>
+          <w:szCs w:val="24"/>
+          <w:lang w:val="en-US" w:eastAsia="zh-CN" w:bidi="ar"/>
+        </w:rPr>
+        <w:t xml:space="preserve">(r"国务院台湾事务办公室|台办", "台办"), </w:t>
+      </w:r>
+    </w:p>
+    <w:p>
+      <w:pPr>
+        <w:keepNext w:val="0"/>
+        <w:keepLines w:val="0"/>
+        <w:widowControl/>
+        <w:suppressLineNumbers w:val="0"/>
+        <w:jc w:val="left"/>
+      </w:pPr>
+      <w:r>
+        <w:rPr>
+          <w:rStyle w:val="4"/>
+          <w:rFonts w:ascii="宋体" w:hAnsi="宋体" w:eastAsia="宋体" w:cs="宋体"/>
+          <w:i/>
+          <w:iCs/>
+          <w:kern w:val="0"/>
+          <w:sz w:val="24"/>
+          <w:szCs w:val="24"/>
+          <w:lang w:val="en-US" w:eastAsia="zh-CN" w:bidi="ar"/>
+        </w:rPr>
+        <w:t># 其他重要机构</w:t>
+      </w:r>
+      <w:r>
+        <w:rPr>
+          <w:rFonts w:ascii="宋体" w:hAnsi="宋体" w:eastAsia="宋体" w:cs="宋体"/>
+          <w:kern w:val="0"/>
+          <w:sz w:val="24"/>
+          <w:szCs w:val="24"/>
+          <w:lang w:val="en-US" w:eastAsia="zh-CN" w:bidi="ar"/>
+        </w:rPr>
+        <w:t xml:space="preserve"> </w:t>
+      </w:r>
+    </w:p>
+    <w:p>
+      <w:pPr>
+        <w:keepNext w:val="0"/>
+        <w:keepLines w:val="0"/>
+        <w:widowControl/>
+        <w:suppressLineNumbers w:val="0"/>
+        <w:jc w:val="left"/>
+      </w:pPr>
+      <w:r>
+        <w:rPr>
+          <w:rFonts w:ascii="宋体" w:hAnsi="宋体" w:eastAsia="宋体" w:cs="宋体"/>
+          <w:kern w:val="0"/>
+          <w:sz w:val="24"/>
+          <w:szCs w:val="24"/>
+          <w:lang w:val="en-US" w:eastAsia="zh-CN" w:bidi="ar"/>
+        </w:rPr>
+        <w:t xml:space="preserve">(r"人民银行", "人民银行"), </w:t>
+      </w:r>
+    </w:p>
+    <w:p>
+      <w:pPr>
+        <w:keepNext w:val="0"/>
+        <w:keepLines w:val="0"/>
+        <w:widowControl/>
+        <w:suppressLineNumbers w:val="0"/>
+        <w:jc w:val="left"/>
+      </w:pPr>
+      <w:r>
+        <w:rPr>
+          <w:rFonts w:ascii="宋体" w:hAnsi="宋体" w:eastAsia="宋体" w:cs="宋体"/>
+          <w:kern w:val="0"/>
+          <w:sz w:val="24"/>
+          <w:szCs w:val="24"/>
+          <w:lang w:val="en-US" w:eastAsia="zh-CN" w:bidi="ar"/>
+        </w:rPr>
+        <w:t xml:space="preserve">(r"国际发展合作署", "国际发展合作署"), </w:t>
+      </w:r>
+    </w:p>
+    <w:p>
+      <w:pPr>
+        <w:keepNext w:val="0"/>
+        <w:keepLines w:val="0"/>
+        <w:widowControl/>
+        <w:suppressLineNumbers w:val="0"/>
+        <w:jc w:val="left"/>
+      </w:pPr>
+      <w:r>
+        <w:rPr>
+          <w:rFonts w:ascii="宋体" w:hAnsi="宋体" w:eastAsia="宋体" w:cs="宋体"/>
+          <w:kern w:val="0"/>
+          <w:sz w:val="24"/>
+          <w:szCs w:val="24"/>
+          <w:lang w:val="en-US" w:eastAsia="zh-CN" w:bidi="ar"/>
+        </w:rPr>
+        <w:t xml:space="preserve">(r"国家医疗保障局|医保局|医疗保障局", "医保局"), </w:t>
+      </w:r>
+    </w:p>
+    <w:p>
+      <w:pPr>
+        <w:keepNext w:val="0"/>
+        <w:keepLines w:val="0"/>
+        <w:widowControl/>
+        <w:suppressLineNumbers w:val="0"/>
+        <w:jc w:val="left"/>
+      </w:pPr>
+      <w:r>
+        <w:rPr>
+          <w:rFonts w:ascii="宋体" w:hAnsi="宋体" w:eastAsia="宋体" w:cs="宋体"/>
+          <w:kern w:val="0"/>
+          <w:sz w:val="24"/>
+          <w:szCs w:val="24"/>
+          <w:lang w:val="en-US" w:eastAsia="zh-CN" w:bidi="ar"/>
+        </w:rPr>
+        <w:t xml:space="preserve">(r"国家信访局|信访局", "信访局"), </w:t>
+      </w:r>
+    </w:p>
+    <w:p>
+      <w:pPr>
+        <w:keepNext w:val="0"/>
+        <w:keepLines w:val="0"/>
+        <w:widowControl/>
+        <w:suppressLineNumbers w:val="0"/>
+        <w:jc w:val="left"/>
+      </w:pPr>
+      <w:r>
+        <w:rPr>
+          <w:rFonts w:ascii="宋体" w:hAnsi="宋体" w:eastAsia="宋体" w:cs="宋体"/>
+          <w:kern w:val="0"/>
+          <w:sz w:val="24"/>
+          <w:szCs w:val="24"/>
+          <w:lang w:val="en-US" w:eastAsia="zh-CN" w:bidi="ar"/>
+        </w:rPr>
+        <w:t xml:space="preserve">(r"国家粮食和物资储备局|粮食储备局|粮储局", "粮食储备局"), </w:t>
+      </w:r>
+    </w:p>
+    <w:p>
+      <w:pPr>
+        <w:keepNext w:val="0"/>
+        <w:keepLines w:val="0"/>
+        <w:widowControl/>
+        <w:suppressLineNumbers w:val="0"/>
+        <w:jc w:val="left"/>
+      </w:pPr>
+      <w:r>
+        <w:rPr>
+          <w:rFonts w:ascii="宋体" w:hAnsi="宋体" w:eastAsia="宋体" w:cs="宋体"/>
+          <w:kern w:val="0"/>
+          <w:sz w:val="24"/>
+          <w:szCs w:val="24"/>
+          <w:lang w:val="en-US" w:eastAsia="zh-CN" w:bidi="ar"/>
+        </w:rPr>
+        <w:t xml:space="preserve">(r"国家林业和草原局|林草局|林业和草原局", "林草局"), </w:t>
+      </w:r>
+    </w:p>
+    <w:p>
+      <w:pPr>
+        <w:keepNext w:val="0"/>
+        <w:keepLines w:val="0"/>
+        <w:widowControl/>
+        <w:suppressLineNumbers w:val="0"/>
+        <w:jc w:val="left"/>
+      </w:pPr>
+      <w:r>
+        <w:rPr>
+          <w:rFonts w:ascii="宋体" w:hAnsi="宋体" w:eastAsia="宋体" w:cs="宋体"/>
+          <w:kern w:val="0"/>
+          <w:sz w:val="24"/>
+          <w:szCs w:val="24"/>
+          <w:lang w:val="en-US" w:eastAsia="zh-CN" w:bidi="ar"/>
+        </w:rPr>
+        <w:t xml:space="preserve">(r"国家铁路局|铁路局", "铁路局"), </w:t>
+      </w:r>
+    </w:p>
+    <w:p>
+      <w:pPr>
+        <w:keepNext w:val="0"/>
+        <w:keepLines w:val="0"/>
+        <w:widowControl/>
+        <w:suppressLineNumbers w:val="0"/>
+        <w:jc w:val="left"/>
+      </w:pPr>
+      <w:r>
+        <w:rPr>
+          <w:rFonts w:ascii="宋体" w:hAnsi="宋体" w:eastAsia="宋体" w:cs="宋体"/>
+          <w:kern w:val="0"/>
+          <w:sz w:val="24"/>
+          <w:szCs w:val="24"/>
+          <w:lang w:val="en-US" w:eastAsia="zh-CN" w:bidi="ar"/>
+        </w:rPr>
+        <w:t xml:space="preserve">(r"中国民用航空局|民航局|民用航空局", "民航局"), </w:t>
+      </w:r>
+    </w:p>
+    <w:p>
+      <w:pPr>
+        <w:keepNext w:val="0"/>
+        <w:keepLines w:val="0"/>
+        <w:widowControl/>
+        <w:suppressLineNumbers w:val="0"/>
+        <w:jc w:val="left"/>
+      </w:pPr>
+      <w:r>
+        <w:rPr>
+          <w:rFonts w:ascii="宋体" w:hAnsi="宋体" w:eastAsia="宋体" w:cs="宋体"/>
+          <w:kern w:val="0"/>
+          <w:sz w:val="24"/>
+          <w:szCs w:val="24"/>
+          <w:lang w:val="en-US" w:eastAsia="zh-CN" w:bidi="ar"/>
+        </w:rPr>
+        <w:t xml:space="preserve">(r"国家邮政局|邮政局", "邮政局"), </w:t>
+      </w:r>
+    </w:p>
+    <w:p>
+      <w:pPr>
+        <w:keepNext w:val="0"/>
+        <w:keepLines w:val="0"/>
+        <w:widowControl/>
+        <w:suppressLineNumbers w:val="0"/>
+        <w:jc w:val="left"/>
+      </w:pPr>
+      <w:r>
+        <w:rPr>
+          <w:rFonts w:ascii="宋体" w:hAnsi="宋体" w:eastAsia="宋体" w:cs="宋体"/>
+          <w:kern w:val="0"/>
+          <w:sz w:val="24"/>
+          <w:szCs w:val="24"/>
+          <w:lang w:val="en-US" w:eastAsia="zh-CN" w:bidi="ar"/>
+        </w:rPr>
+        <w:t xml:space="preserve">(r"国家文物局|文物局", "文物局"), </w:t>
+      </w:r>
+    </w:p>
+    <w:p>
+      <w:pPr>
+        <w:keepNext w:val="0"/>
+        <w:keepLines w:val="0"/>
+        <w:widowControl/>
+        <w:suppressLineNumbers w:val="0"/>
+        <w:jc w:val="left"/>
+      </w:pPr>
+      <w:r>
+        <w:rPr>
+          <w:rFonts w:ascii="宋体" w:hAnsi="宋体" w:eastAsia="宋体" w:cs="宋体"/>
+          <w:kern w:val="0"/>
+          <w:sz w:val="24"/>
+          <w:szCs w:val="24"/>
+          <w:lang w:val="en-US" w:eastAsia="zh-CN" w:bidi="ar"/>
+        </w:rPr>
+        <w:t xml:space="preserve">(r"国家中医药管理局|中医药局", "中医药局"), </w:t>
+      </w:r>
+    </w:p>
+    <w:p>
+      <w:pPr>
+        <w:keepNext w:val="0"/>
+        <w:keepLines w:val="0"/>
+        <w:widowControl/>
+        <w:suppressLineNumbers w:val="0"/>
+        <w:jc w:val="left"/>
+      </w:pPr>
+      <w:r>
+        <w:rPr>
+          <w:rFonts w:ascii="宋体" w:hAnsi="宋体" w:eastAsia="宋体" w:cs="宋体"/>
+          <w:kern w:val="0"/>
+          <w:sz w:val="24"/>
+          <w:szCs w:val="24"/>
+          <w:lang w:val="en-US" w:eastAsia="zh-CN" w:bidi="ar"/>
+        </w:rPr>
+        <w:t xml:space="preserve">(r"国家疾病预防控制局|疾控局|疾病预防控制局", "疾控局"), </w:t>
+      </w:r>
+    </w:p>
+    <w:p>
+      <w:pPr>
+        <w:keepNext w:val="0"/>
+        <w:keepLines w:val="0"/>
+        <w:widowControl/>
+        <w:suppressLineNumbers w:val="0"/>
+        <w:jc w:val="left"/>
+      </w:pPr>
+      <w:r>
+        <w:rPr>
+          <w:rStyle w:val="4"/>
+          <w:rFonts w:ascii="宋体" w:hAnsi="宋体" w:eastAsia="宋体" w:cs="宋体"/>
+          <w:i/>
+          <w:iCs/>
+          <w:kern w:val="0"/>
+          <w:sz w:val="24"/>
+          <w:szCs w:val="24"/>
+          <w:lang w:val="en-US" w:eastAsia="zh-CN" w:bidi="ar"/>
+        </w:rPr>
+        <w:t># 国务院直属特设机构</w:t>
+      </w:r>
+      <w:r>
+        <w:rPr>
+          <w:rFonts w:ascii="宋体" w:hAnsi="宋体" w:eastAsia="宋体" w:cs="宋体"/>
+          <w:kern w:val="0"/>
+          <w:sz w:val="24"/>
+          <w:szCs w:val="24"/>
+          <w:lang w:val="en-US" w:eastAsia="zh-CN" w:bidi="ar"/>
+        </w:rPr>
+        <w:t xml:space="preserve"> </w:t>
+      </w:r>
+    </w:p>
+    <w:p>
+      <w:pPr>
+        <w:keepNext w:val="0"/>
+        <w:keepLines w:val="0"/>
+        <w:widowControl/>
+        <w:suppressLineNumbers w:val="0"/>
+        <w:jc w:val="left"/>
+      </w:pPr>
+      <w:r>
+        <w:rPr>
+          <w:rFonts w:ascii="宋体" w:hAnsi="宋体" w:eastAsia="宋体" w:cs="宋体"/>
+          <w:kern w:val="0"/>
+          <w:sz w:val="24"/>
+          <w:szCs w:val="24"/>
+          <w:lang w:val="en-US" w:eastAsia="zh-CN" w:bidi="ar"/>
+        </w:rPr>
+        <w:t xml:space="preserve">(r"国家移民管理局|移民局", "移民局"), </w:t>
+      </w:r>
+    </w:p>
+    <w:p>
+      <w:pPr>
+        <w:keepNext w:val="0"/>
+        <w:keepLines w:val="0"/>
+        <w:widowControl/>
+        <w:suppressLineNumbers w:val="0"/>
+        <w:jc w:val="left"/>
+      </w:pPr>
+      <w:r>
+        <w:rPr>
+          <w:rFonts w:ascii="宋体" w:hAnsi="宋体" w:eastAsia="宋体" w:cs="宋体"/>
+          <w:kern w:val="0"/>
+          <w:sz w:val="24"/>
+          <w:szCs w:val="24"/>
+          <w:lang w:val="en-US" w:eastAsia="zh-CN" w:bidi="ar"/>
+        </w:rPr>
+        <w:t xml:space="preserve">(r"国家消防救援局|消防救援局", "消防救援局"), </w:t>
+      </w:r>
+    </w:p>
+    <w:p>
+      <w:pPr>
+        <w:keepNext w:val="0"/>
+        <w:keepLines w:val="0"/>
+        <w:widowControl/>
+        <w:suppressLineNumbers w:val="0"/>
+        <w:jc w:val="left"/>
+      </w:pPr>
+      <w:r>
+        <w:rPr>
+          <w:rFonts w:ascii="宋体" w:hAnsi="宋体" w:eastAsia="宋体" w:cs="宋体"/>
+          <w:kern w:val="0"/>
+          <w:sz w:val="24"/>
+          <w:szCs w:val="24"/>
+          <w:lang w:val="en-US" w:eastAsia="zh-CN" w:bidi="ar"/>
+        </w:rPr>
+        <w:t xml:space="preserve">(r"国家矿山安全监察局|矿山安监局", "矿山安监局"), </w:t>
+      </w:r>
+    </w:p>
+    <w:p>
+      <w:pPr>
+        <w:keepNext w:val="0"/>
+        <w:keepLines w:val="0"/>
+        <w:widowControl/>
+        <w:suppressLineNumbers w:val="0"/>
+        <w:jc w:val="left"/>
+      </w:pPr>
+      <w:r>
+        <w:rPr>
+          <w:rFonts w:ascii="宋体" w:hAnsi="宋体" w:eastAsia="宋体" w:cs="宋体"/>
+          <w:kern w:val="0"/>
+          <w:sz w:val="24"/>
+          <w:szCs w:val="24"/>
+          <w:lang w:val="en-US" w:eastAsia="zh-CN" w:bidi="ar"/>
+        </w:rPr>
+        <w:t xml:space="preserve">(r"国家保密局|保密局", "保密局"), </w:t>
+      </w:r>
+    </w:p>
+    <w:p>
+      <w:pPr>
+        <w:keepNext w:val="0"/>
+        <w:keepLines w:val="0"/>
+        <w:widowControl/>
+        <w:suppressLineNumbers w:val="0"/>
+        <w:jc w:val="left"/>
+      </w:pPr>
+      <w:r>
+        <w:rPr>
+          <w:rFonts w:ascii="宋体" w:hAnsi="宋体" w:eastAsia="宋体" w:cs="宋体"/>
+          <w:kern w:val="0"/>
+          <w:sz w:val="24"/>
+          <w:szCs w:val="24"/>
+          <w:lang w:val="en-US" w:eastAsia="zh-CN" w:bidi="ar"/>
+        </w:rPr>
+        <w:t xml:space="preserve">(r"国家密码管理局|密码局", "密码管理局"), </w:t>
+      </w:r>
+    </w:p>
+    <w:p>
+      <w:pPr>
+        <w:keepNext w:val="0"/>
+        <w:keepLines w:val="0"/>
+        <w:widowControl/>
+        <w:suppressLineNumbers w:val="0"/>
+        <w:jc w:val="left"/>
+      </w:pPr>
+      <w:r>
+        <w:rPr>
+          <w:rFonts w:ascii="宋体" w:hAnsi="宋体" w:eastAsia="宋体" w:cs="宋体"/>
+          <w:kern w:val="0"/>
+          <w:sz w:val="24"/>
+          <w:szCs w:val="24"/>
+          <w:lang w:val="en-US" w:eastAsia="zh-CN" w:bidi="ar"/>
+        </w:rPr>
+        <w:t xml:space="preserve">(r"国家档案局|档案局", "档案局"), </w:t>
+      </w:r>
+    </w:p>
+    <w:p>
+      <w:pPr>
+        <w:keepNext w:val="0"/>
+        <w:keepLines w:val="0"/>
+        <w:widowControl/>
+        <w:suppressLineNumbers w:val="0"/>
+        <w:jc w:val="left"/>
+      </w:pPr>
+      <w:r>
+        <w:rPr>
+          <w:rFonts w:ascii="宋体" w:hAnsi="宋体" w:eastAsia="宋体" w:cs="宋体"/>
+          <w:kern w:val="0"/>
+          <w:sz w:val="24"/>
+          <w:szCs w:val="24"/>
+          <w:lang w:val="en-US" w:eastAsia="zh-CN" w:bidi="ar"/>
+        </w:rPr>
+        <w:t>]</w:t>
+      </w:r>
+    </w:p>
+    <w:p>
       <w:bookmarkStart w:id="0" w:name="_GoBack"/>
       <w:bookmarkEnd w:id="0"/>
     </w:p>
@@ -4075,6 +5508,15 @@
     </w:tblPr>
   </w:style>
   <w:style w:type="character" w:styleId="4">
+    <w:name w:val="Emphasis"/>
+    <w:basedOn w:val="3"/>
+    <w:qFormat/>
+    <w:uiPriority w:val="0"/>
+    <w:rPr>
+      <w:i/>
+    </w:rPr>
+  </w:style>
+  <w:style w:type="character" w:styleId="5">
     <w:name w:val="Hyperlink"/>
     <w:basedOn w:val="3"/>
     <w:qFormat/>
